--- a/docs/inProgress/managed-test-data-stakeholder-one-page.docx
+++ b/docs/inProgress/managed-test-data-stakeholder-one-page.docx
@@ -230,7 +230,7 @@
           <w:color w:val="141F2C"/>
           <w:sz w:val="19"/>
         </w:rPr>
-        <w:t>show health, suitability, supply work, affected swarms and evidence without exposing values or secrets.</w:t>
+        <w:t>show read-only health and status, and create bounded retained proof without exposing values or secrets.</w:t>
       </w:r>
     </w:p>
     <w:p>
@@ -374,7 +374,7 @@
           <w:color w:val="141F2C"/>
           <w:sz w:val="19"/>
         </w:rPr>
-        <w:t>The UI and AI integrations are read-only: they cannot change data, and AI is never an authority.</w:t>
+        <w:t>The UI cannot mutate Dataset business state. Governed AI access uses HiveGate for status reads and bounded proof creation; AI is never an authority.</w:t>
       </w:r>
     </w:p>
     <w:p>
@@ -391,7 +391,7 @@
           <w:color w:val="141F2C"/>
           <w:sz w:val="19"/>
         </w:rPr>
-        <w:t>Release requires named ownership for encryption keys, recovery and a tamper-resistant safety record protected by qualified hardware or an independently approved equivalent.</w:t>
+        <w:t>Release requires named ownership for encryption keys, evidence retention and recovery. Core does not support backup restore.</w:t>
       </w:r>
     </w:p>
     <w:p>
@@ -472,7 +472,7 @@
           <w:color w:val="196F4F"/>
           <w:sz w:val="18"/>
         </w:rPr>
-        <w:t>CURRENT STATUS  Independently reviewed and green at source level for an internal concept decision only. Current-source visual fidelity and accessibility are not claimed. Architecture, implementation, security qualification, production scale and release remain unapproved.</w:t>
+        <w:t>CURRENT STATUS  Design-ready for a cross-functional approval decision. Team approval and implementation readiness have not been evaluated. The feature is not implemented or release-qualified.</w:t>
       </w:r>
       <w:r>
         <w:rPr>
